--- a/Quanta, Actually - SERIES/QED Course/chapters/Lesson 61 Experimental Predictions.docx
+++ b/Quanta, Actually - SERIES/QED Course/chapters/Lesson 61 Experimental Predictions.docx
@@ -17,7 +17,7 @@
         <w:jc w:val="center"/>
       </w:pPr>
       <w:r>
-        <w:t>Lesson 61 of the Complete Quantum Electrodynamics Course</w:t>
+        <w:t>Lesson 61 of Quantum, Actually, Volume 2: A QED Course</w:t>
       </w:r>
     </w:p>
     <w:p>
@@ -584,7 +584,25 @@
     </w:p>
     <w:p>
       <w:r>
-        <w:t>State why the annihilation and pair-production rows (Lessons 56 and 58) look so similar. They are the same row. The two processes are time reverses of each other, with T_AA=T_BB=8tu (Lesson 58, Section 2.1) and a vanishing interference trace in both (Lesson 56, Section 4.2; Lesson 58, Section 3), and each averages over four initial states. The rates differ only through the flux and the phase space of the actual experiment.</w:t>
+        <w:t>State why the annihilation and pair-production rows (Lessons 56 and 58) look so similar. They are the same row. The two processes are time reverses of each other, with T</w:t>
+      </w:r>
+      <w:r>
+        <w:rPr>
+          <w:vertAlign w:val="subscript"/>
+        </w:rPr>
+        <w:t>AA</w:t>
+      </w:r>
+      <w:r>
+        <w:t>=T</w:t>
+      </w:r>
+      <w:r>
+        <w:rPr>
+          <w:vertAlign w:val="subscript"/>
+        </w:rPr>
+        <w:t>BB</w:t>
+      </w:r>
+      <w:r>
+        <w:t>=8tu (Lesson 58, Section 2.1) and a vanishing interference trace in both (Lesson 56, Section 4.2; Lesson 58, Section 3), and each averages over four initial states. The rates differ only through the flux and the phase space of the actual experiment.</w:t>
       </w:r>
     </w:p>
     <w:p>
@@ -943,6 +961,60 @@
       </w:tr>
     </w:tbl>
     <w:p>
+      <w:pPr>
+        <w:keepNext/>
+        <w:spacing w:before="160" w:after="40"/>
+        <w:jc w:val="center"/>
+      </w:pPr>
+      <w:r>
+        <w:drawing>
+          <wp:inline xmlns:a="http://schemas.openxmlformats.org/drawingml/2006/main" xmlns:pic="http://schemas.openxmlformats.org/drawingml/2006/picture">
+            <wp:extent cx="5120640" cy="2956006"/>
+            <wp:docPr id="1" name="Picture 1"/>
+            <wp:cNvGraphicFramePr>
+              <a:graphicFrameLocks noChangeAspect="1"/>
+            </wp:cNvGraphicFramePr>
+            <a:graphic>
+              <a:graphicData uri="http://schemas.openxmlformats.org/drawingml/2006/picture">
+                <pic:pic>
+                  <pic:nvPicPr>
+                    <pic:cNvPr id="0" name="L61_angular.png"/>
+                    <pic:cNvPicPr/>
+                  </pic:nvPicPr>
+                  <pic:blipFill>
+                    <a:blip r:embed="rId11"/>
+                    <a:stretch>
+                      <a:fillRect/>
+                    </a:stretch>
+                  </pic:blipFill>
+                  <pic:spPr>
+                    <a:xfrm>
+                      <a:off x="0" y="0"/>
+                      <a:ext cx="5120640" cy="2956006"/>
+                    </a:xfrm>
+                    <a:prstGeom prst="rect"/>
+                  </pic:spPr>
+                </pic:pic>
+              </a:graphicData>
+            </a:graphic>
+          </wp:inline>
+        </w:drawing>
+      </w:r>
+    </w:p>
+    <w:p>
+      <w:pPr>
+        <w:spacing w:after="200"/>
+        <w:jc w:val="center"/>
+      </w:pPr>
+      <w:r>
+        <w:rPr>
+          <w:i/>
+          <w:sz w:val="19"/>
+        </w:rPr>
+        <w:t>Figure 61.1. Angular distributions of three Part VIII processes in the high-energy limit (log scale). Photon exchange in the t-channel gives the steep forward peak; fermion exchange gives the collinear rises. At fixed angle every curve falls as 1/s.</w:t>
+      </w:r>
+    </w:p>
+    <w:p>
       <w:r>
         <w:t>Lesson 74's infrared problem for photon exchange is the first row: arbitrarily soft photons, arbitrarily small deflections. The second row is a collinear divergence, still infrared, still requiring an inclusive measurement, but not a statement about the range of the Coulomb field. The bookkeeping of Mandelstam variables can make the two look similar, because a collinear configuration can send t or u to zero; the diagrams are not similar.</w:t>
       </w:r>
@@ -1107,7 +1179,34 @@
     </w:p>
     <w:p>
       <w:r>
-        <w:t>Compton scattering (Lesson 57) is the working principle of a Compton polarimeter, used at particle accelerators to measure a beam's polarization by scattering laser light from it. In the low-energy limit, where the incoming photon's energy is small compared to the electron mass, the QED result reduces to the classical Thomson cross section σ_T=8πα²/(3m²)=8πr_e²/3, with r_e=α/m the classical electron radius of Lesson 3. Thomson scattering from a free electron does not depend on wavelength. The sky is blue for a different reason: Rayleigh scattering of sunlight from molecules much smaller than a visible wavelength, with a cross section falling as 1/λ⁴. Those electrons are bound in molecules; the free-electron Compton calculation of Lesson 57 is not that process. This course does not carry out the Thomson limit in detail, since it requires a frame-dependent kinematic step beyond what Lesson 59 developed, but the polarimeter use is a genuine use of the process computed here.</w:t>
+        <w:t>Compton scattering (Lesson 57) is the working principle of a Compton polarimeter, used at particle accelerators to measure a beam's polarization by scattering laser light from it. In the low-energy limit, where the incoming photon's energy is small compared to the electron mass, the QED result reduces to the classical Thomson cross section σ</w:t>
+      </w:r>
+      <w:r>
+        <w:rPr>
+          <w:vertAlign w:val="subscript"/>
+        </w:rPr>
+        <w:t>T</w:t>
+      </w:r>
+      <w:r>
+        <w:t>=8πα²/(3m²)=8πr</w:t>
+      </w:r>
+      <w:r>
+        <w:rPr>
+          <w:vertAlign w:val="subscript"/>
+        </w:rPr>
+        <w:t>e</w:t>
+      </w:r>
+      <w:r>
+        <w:t>²/3, with r</w:t>
+      </w:r>
+      <w:r>
+        <w:rPr>
+          <w:vertAlign w:val="subscript"/>
+        </w:rPr>
+        <w:t>e</w:t>
+      </w:r>
+      <w:r>
+        <w:t>=α/m the classical electron radius of Lesson 3. Thomson scattering from a free electron does not depend on wavelength. The sky is blue for a different reason: Rayleigh scattering of sunlight from molecules much smaller than a visible wavelength, with a cross section falling as 1/λ⁴. Those electrons are bound in molecules; the free-electron Compton calculation of Lesson 57 is not that process. This course does not carry out the Thomson limit in detail, since it requires a frame-dependent kinematic step beyond what Lesson 59 developed, but the polarimeter use is a genuine use of the process computed here.</w:t>
       </w:r>
     </w:p>
     <w:p>
@@ -1580,7 +1679,13 @@
           </w:tcPr>
           <w:p>
             <w:r>
-              <w:t>Verify the electron-muon row of Section 1's table by substituting Lesson 54's (1/4)Σ|ℳ|²=2e⁴(s²+u²)/t² into dσ/dΩ=|ℳ|²/(64π²s).</w:t>
+              <w:rPr>
+                <w:b/>
+              </w:rPr>
+              <w:t>Core.</w:t>
+            </w:r>
+            <w:r>
+              <w:t xml:space="preserve"> Verify the electron-muon row of Section 1's table by substituting Lesson 54's (1/4)Σ|ℳ|²=2e⁴(s²+u²)/t² into dσ/dΩ=|ℳ|²/(64π²s).</w:t>
             </w:r>
           </w:p>
         </w:tc>
@@ -1618,7 +1723,13 @@
           </w:tcPr>
           <w:p>
             <w:r>
-              <w:t>Do the same for the Compton row, using Lesson 57's (1/4)Σ|ℳ|²=−2e⁴(s/u+u/s).</w:t>
+              <w:rPr>
+                <w:b/>
+              </w:rPr>
+              <w:t>Core.</w:t>
+            </w:r>
+            <w:r>
+              <w:t xml:space="preserve"> Do the same for the Compton row, using Lesson 57's (1/4)Σ|ℳ|²=−2e⁴(s/u+u/s).</w:t>
             </w:r>
           </w:p>
         </w:tc>
@@ -1654,7 +1765,13 @@
           </w:tcPr>
           <w:p>
             <w:r>
-              <w:t>Explain why Worked example 1's two rows (annihilation and pair production) carry the same function of t and u, tracing it to the vanishing interference traces of Lesson 56, Section 4.2, and Lesson 58, Section 3.</w:t>
+              <w:rPr>
+                <w:b/>
+              </w:rPr>
+              <w:t>Core.</w:t>
+            </w:r>
+            <w:r>
+              <w:t xml:space="preserve"> Explain why Worked example 1's two rows (annihilation and pair production) carry the same function of t and u, tracing it to the vanishing interference traces of Lesson 56, Section 4.2, and Lesson 58, Section 3.</w:t>
             </w:r>
           </w:p>
         </w:tc>
@@ -1692,7 +1809,13 @@
           </w:tcPr>
           <w:p>
             <w:r>
-              <w:t>Derive 1−cosθ=2sin²(θ/2) from the double-angle identity cos(2x)=1−2sin²(x), setting x=θ/2.</w:t>
+              <w:rPr>
+                <w:b/>
+              </w:rPr>
+              <w:t>Extension.</w:t>
+            </w:r>
+            <w:r>
+              <w:t xml:space="preserve"> Derive 1−cosθ=2sin²(θ/2) from the double-angle identity cos(2x)=1−2sin²(x), setting x=θ/2.</w:t>
             </w:r>
           </w:p>
         </w:tc>
@@ -1728,7 +1851,13 @@
           </w:tcPr>
           <w:p>
             <w:r>
-              <w:t>Substitute Exercise 4 into t=−2p²(1−cosθ) to derive t=−4p²sin²(θ/2).</w:t>
+              <w:rPr>
+                <w:b/>
+              </w:rPr>
+              <w:t>Core.</w:t>
+            </w:r>
+            <w:r>
+              <w:t xml:space="preserve"> Substitute Exercise 4 into t=−2p²(1−cosθ) to derive t=−4p²sin²(θ/2).</w:t>
             </w:r>
           </w:p>
         </w:tc>
@@ -1766,7 +1895,13 @@
           </w:tcPr>
           <w:p>
             <w:r>
-              <w:t>State, without derivation, the classical Rutherford scattering formula's angular dependence, and compare it directly with Exercise 5's result for t².</w:t>
+              <w:rPr>
+                <w:b/>
+              </w:rPr>
+              <w:t>Core.</w:t>
+            </w:r>
+            <w:r>
+              <w:t xml:space="preserve"> State, without derivation, the classical Rutherford scattering formula's angular dependence, and compare it directly with Exercise 5's result for t².</w:t>
             </w:r>
           </w:p>
         </w:tc>
@@ -1802,7 +1937,13 @@
           </w:tcPr>
           <w:p>
             <w:r>
-              <w:t>Explain, in your own words, why a force carried by a massive mediator would not produce the same small-angle divergence, referring to how a mass term would change the propagator's denominator.</w:t>
+              <w:rPr>
+                <w:b/>
+              </w:rPr>
+              <w:t>Extension.</w:t>
+            </w:r>
+            <w:r>
+              <w:t xml:space="preserve"> Explain, in your own words, why a force carried by a massive mediator would not produce the same small-angle divergence, referring to how a mass term would change the propagator's denominator.</w:t>
             </w:r>
           </w:p>
         </w:tc>
@@ -1840,7 +1981,13 @@
           </w:tcPr>
           <w:p>
             <w:r>
-              <w:t>Using dΩ=2π sinθ dθ (azimuthal symmetry) and t²∝sin⁴(θ/2), write the integral ∫dσ that would give the total cross section for a 1/t² differential cross section.</w:t>
+              <w:rPr>
+                <w:b/>
+              </w:rPr>
+              <w:t>Core.</w:t>
+            </w:r>
+            <w:r>
+              <w:t xml:space="preserve"> Using dΩ=2π sinθ dθ (azimuthal symmetry) and t²∝sin⁴(θ/2), write the integral ∫dσ that would give the total cross section for a 1/t² differential cross section.</w:t>
             </w:r>
           </w:p>
         </w:tc>
@@ -1876,7 +2023,13 @@
           </w:tcPr>
           <w:p>
             <w:r>
-              <w:t>Show that near θ=0, sin(θ/2)≈θ/2, so the integrand of Exercise 8 behaves as 1/θ³, and confirm this integral diverges as the lower limit of integration approaches zero.</w:t>
+              <w:rPr>
+                <w:b/>
+              </w:rPr>
+              <w:t>Core.</w:t>
+            </w:r>
+            <w:r>
+              <w:t xml:space="preserve"> Show that near θ=0, sin(θ/2)≈θ/2, so the integrand of Exercise 8 behaves as 1/θ³, and confirm this integral diverges as the lower limit of integration approaches zero.</w:t>
             </w:r>
           </w:p>
         </w:tc>
@@ -1914,7 +2067,13 @@
           </w:tcPr>
           <w:p>
             <w:r>
-              <w:t>Explain why the divergence found in Exercise 9 is described in this lesson as a statement about physics, not an error, referring to the range of the Coulomb force.</w:t>
+              <w:rPr>
+                <w:b/>
+              </w:rPr>
+              <w:t>Extension.</w:t>
+            </w:r>
+            <w:r>
+              <w:t xml:space="preserve"> Explain why the divergence found in Exercise 9 is described in this lesson as a statement about physics, not an error, referring to the range of the Coulomb force.</w:t>
             </w:r>
           </w:p>
         </w:tc>
@@ -1950,7 +2109,13 @@
           </w:tcPr>
           <w:p>
             <w:r>
-              <w:t>Using p²≈s/4 at high energy (both incoming particles effectively massless compared to √s), show that t=−2p²(1−cosθ) is proportional to s at fixed θ.</w:t>
+              <w:rPr>
+                <w:b/>
+              </w:rPr>
+              <w:t>Extension.</w:t>
+            </w:r>
+            <w:r>
+              <w:t xml:space="preserve"> Using p²≈s/4 at high energy (both incoming particles effectively massless compared to √s), show that t=−2p²(1−cosθ) is proportional to s at fixed θ.</w:t>
             </w:r>
           </w:p>
         </w:tc>
@@ -1988,7 +2153,13 @@
           </w:tcPr>
           <w:p>
             <w:r>
-              <w:t>Using Exercise 11's result, explain why s²/t² approaches a fixed, s-independent value at fixed θ as s→∞.</w:t>
+              <w:rPr>
+                <w:b/>
+              </w:rPr>
+              <w:t>Core.</w:t>
+            </w:r>
+            <w:r>
+              <w:t xml:space="preserve"> Using Exercise 11's result, explain why s²/t² approaches a fixed, s-independent value at fixed θ as s→∞.</w:t>
             </w:r>
           </w:p>
         </w:tc>
@@ -2024,7 +2195,13 @@
           </w:tcPr>
           <w:p>
             <w:r>
-              <w:t>Combine Exercise 12 with the explicit 1/(64π²s) factor in dσ/dΩ to justify Section 3.2's conclusion that dσ/dΩ∝1/s at fixed angle.</w:t>
+              <w:rPr>
+                <w:b/>
+              </w:rPr>
+              <w:t>Extension.</w:t>
+            </w:r>
+            <w:r>
+              <w:t xml:space="preserve"> Combine Exercise 12 with the explicit 1/(64π²s) factor in dσ/dΩ to justify Section 3.2's conclusion that dσ/dΩ∝1/s at fixed angle.</w:t>
             </w:r>
           </w:p>
         </w:tc>
@@ -2062,7 +2239,13 @@
           </w:tcPr>
           <w:p>
             <w:r>
-              <w:t>State, for each of the five processes in Section 1's table, one real experimental or observational setting in which it plays a role, without repeating any single answer twice.</w:t>
+              <w:rPr>
+                <w:b/>
+              </w:rPr>
+              <w:t>Extension.</w:t>
+            </w:r>
+            <w:r>
+              <w:t xml:space="preserve"> State, for each of the five processes in Section 1's table, one real experimental or observational setting in which it plays a role, without repeating any single answer twice.</w:t>
             </w:r>
           </w:p>
         </w:tc>
@@ -2098,7 +2281,13 @@
           </w:tcPr>
           <w:p>
             <w:r>
-              <w:t>Explain why positron emission tomography (Section 4.3) relies specifically on the two-photon nature of Lesson 56's process rather than some other annihilation channel.</w:t>
+              <w:rPr>
+                <w:b/>
+              </w:rPr>
+              <w:t>Extension.</w:t>
+            </w:r>
+            <w:r>
+              <w:t xml:space="preserve"> Explain why positron emission tomography (Section 4.3) relies specifically on the two-photon nature of Lesson 56's process rather than some other annihilation channel.</w:t>
             </w:r>
           </w:p>
         </w:tc>
@@ -2136,7 +2325,13 @@
           </w:tcPr>
           <w:p>
             <w:r>
-              <w:t>Challenge: using Section 5's summary, state in a few sentences what physical assumption every calculation in Part VIII shared (referring to the diagrams actually computed in Lessons 50 and 54–58), and what kind of diagram Part IX introduces that none of those calculations included.</w:t>
+              <w:rPr>
+                <w:b/>
+              </w:rPr>
+              <w:t>Challenge.</w:t>
+            </w:r>
+            <w:r>
+              <w:t xml:space="preserve"> Using Section 5's summary, state in a few sentences what physical assumption every calculation in Part VIII shared (referring to the diagrams actually computed in Lessons 50 and 54–58), and what kind of diagram Part IX introduces that none of those calculations included.</w:t>
             </w:r>
           </w:p>
         </w:tc>
@@ -2148,6 +2343,14 @@
       </w:pPr>
       <w:r>
         <w:t>Solutions</w:t>
+      </w:r>
+    </w:p>
+    <w:p>
+      <w:r>
+        <w:rPr>
+          <w:i/>
+        </w:rPr>
+        <w:t>Attempt each exercise before reading its solution. If you are stuck, read only the first sentence of the solution, then try again.</w:t>
       </w:r>
     </w:p>
     <w:p>
@@ -2189,7 +2392,34 @@
         <w:t xml:space="preserve"> </w:t>
       </w:r>
       <w:r>
-        <w:t>Lesson 58, Section 3, found that pair production's interference trace T_AB vanishes identically, and Lesson 56, Section 4.2, found the same for annihilation. Since T_AA and T_BB are identical for both processes (Lesson 58, Worked example 1), the two final formulas are identical, 2e⁴(t/u+u/t), as time reversal requires.</w:t>
+        <w:t>Lesson 58, Section 3, found that pair production's interference trace T</w:t>
+      </w:r>
+      <w:r>
+        <w:rPr>
+          <w:vertAlign w:val="subscript"/>
+        </w:rPr>
+        <w:t>AB</w:t>
+      </w:r>
+      <w:r>
+        <w:t xml:space="preserve"> vanishes identically, and Lesson 56, Section 4.2, found the same for annihilation. Since T</w:t>
+      </w:r>
+      <w:r>
+        <w:rPr>
+          <w:vertAlign w:val="subscript"/>
+        </w:rPr>
+        <w:t>AA</w:t>
+      </w:r>
+      <w:r>
+        <w:t xml:space="preserve"> and T</w:t>
+      </w:r>
+      <w:r>
+        <w:rPr>
+          <w:vertAlign w:val="subscript"/>
+        </w:rPr>
+        <w:t>BB</w:t>
+      </w:r>
+      <w:r>
+        <w:t xml:space="preserve"> are identical for both processes (Lesson 58, Worked example 1), the two final formulas are identical, 2e⁴(t/u+u/t), as time reversal requires.</w:t>
       </w:r>
     </w:p>
     <w:p>
@@ -2273,7 +2503,34 @@
         <w:t xml:space="preserve"> </w:t>
       </w:r>
       <w:r>
-        <w:t>Near θ=0, sin(θ/2)≈θ/2 and sinθ≈θ, so the integrand behaves as θ/(θ/2)⁴=θ/(θ⁴/16)=16/θ³; ∫dθ/θ³ from some small θ_min to a finite value equals (1/2)(1/θ_min²−1/(finite)²), which grows without bound as θ_min→0, confirming the divergence.</w:t>
+        <w:t>Near θ=0, sin(θ/2)≈θ/2 and sinθ≈θ, so the integrand behaves as θ/(θ/2)⁴=θ/(θ⁴/16)=16/θ³; ∫dθ/θ³ from some small θ</w:t>
+      </w:r>
+      <w:r>
+        <w:rPr>
+          <w:vertAlign w:val="subscript"/>
+        </w:rPr>
+        <w:t>min</w:t>
+      </w:r>
+      <w:r>
+        <w:t xml:space="preserve"> to a finite value equals (1/2)(1/θ</w:t>
+      </w:r>
+      <w:r>
+        <w:rPr>
+          <w:vertAlign w:val="subscript"/>
+        </w:rPr>
+        <w:t>min</w:t>
+      </w:r>
+      <w:r>
+        <w:t>²−1/(finite)²), which grows without bound as θ</w:t>
+      </w:r>
+      <w:r>
+        <w:rPr>
+          <w:vertAlign w:val="subscript"/>
+        </w:rPr>
+        <w:t>min</w:t>
+      </w:r>
+      <w:r>
+        <w:t>→0, confirming the divergence.</w:t>
       </w:r>
     </w:p>
     <w:p>
@@ -2379,55 +2636,12 @@
         <w:pStyle w:val="Heading2"/>
       </w:pPr>
       <w:r>
-        <w:t>Mastery checklist</w:t>
+        <w:t>Mastery check</w:t>
       </w:r>
     </w:p>
     <w:p>
-      <w:pPr>
-        <w:pStyle w:val="ListBullet"/>
-      </w:pPr>
       <w:r>
-        <w:t>I can assemble the explicit differential cross section for each of Lessons 54–58's processes.</w:t>
-      </w:r>
-    </w:p>
-    <w:p>
-      <w:pPr>
-        <w:pStyle w:val="ListBullet"/>
-      </w:pPr>
-      <w:r>
-        <w:t>I can rewrite t in terms of the scattering angle and recognize the Rutherford sin⁻⁴(θ/2) form for photon-exchange processes.</w:t>
-      </w:r>
-    </w:p>
-    <w:p>
-      <w:pPr>
-        <w:pStyle w:val="ListBullet"/>
-      </w:pPr>
-      <w:r>
-        <w:t>I can distinguish a photon-propagator pole from a collinear fermion-propagator pole, and I know which of the five processes is which.</w:t>
-      </w:r>
-    </w:p>
-    <w:p>
-      <w:pPr>
-        <w:pStyle w:val="ListBullet"/>
-      </w:pPr>
-      <w:r>
-        <w:t>I can derive the 1/s falloff of these cross sections at fixed angle and high energy.</w:t>
-      </w:r>
-    </w:p>
-    <w:p>
-      <w:pPr>
-        <w:pStyle w:val="ListBullet"/>
-      </w:pPr>
-      <w:r>
-        <w:t>I can name at least one real use of each of the five processes studied in Part VIII.</w:t>
-      </w:r>
-    </w:p>
-    <w:p>
-      <w:pPr>
-        <w:pStyle w:val="ListBullet"/>
-      </w:pPr>
-      <w:r>
-        <w:t>I can state what Part VIII's calculations assumed about diagram structure, and what Part IX adds.</w:t>
+        <w:t>Before moving on, do the Core exercises without looking at the solutions and state this lesson's main result from memory. If both go smoothly, continue; if not, reread the sections the missed exercises cite.</w:t>
       </w:r>
     </w:p>
     <w:p>
@@ -2479,7 +2693,7 @@
         <w:color w:val="5A5A5A"/>
         <w:sz w:val="16"/>
       </w:rPr>
-      <w:t>QED Course   Lesson 61</w:t>
+      <w:t>A QED Course   Lesson 61</w:t>
     </w:r>
   </w:p>
 </w:hdr>
